--- a/a7/packages/A7 Unit 4 - Solving Problems with Rational Numbers/Answer Keys/A7 4.01  Question Bank Key.docx
+++ b/a7/packages/A7 Unit 4 - Solving Problems with Rational Numbers/Answer Keys/A7 4.01  Question Bank Key.docx
@@ -2912,7 +2912,7 @@
                 <w:color w:val="1A1A1A"/>
                 <w:sz w:val="22"/>
               </w:rPr>
-              <w:t xml:space="preserve"> ?</w:t>
+              <w:t>,  written in scientific notation?</w:t>
             </w:r>
           </w:p>
           <w:p>

--- a/a7/packages/A7 Unit 4 - Solving Problems with Rational Numbers/Answer Keys/A7 4.01  Question Bank Key.docx
+++ b/a7/packages/A7 Unit 4 - Solving Problems with Rational Numbers/Answer Keys/A7 4.01  Question Bank Key.docx
@@ -2925,16 +2925,16 @@
                 <w:rFonts w:ascii="FreeSerif" w:hAnsi="FreeSerif" w:eastAsia="FreeSerif"/>
                 <w:b w:val="0"/>
                 <w:i w:val="0"/>
-                <w:color w:val="9E1B32"/>
+                <w:color w:val="1A1A1A"/>
                 <w:sz w:val="22"/>
               </w:rPr>
-              <w:t xml:space="preserve">●   </w:t>
+              <w:t xml:space="preserve">○   </w:t>
             </w:r>
             <w:r>
               <w:rPr>
-                <w:b/>
+                <w:b w:val="0"/>
                 <w:i w:val="0"/>
-                <w:color w:val="9E1B32"/>
+                <w:color w:val="1A1A1A"/>
                 <w:sz w:val="22"/>
               </w:rPr>
               <w:t xml:space="preserve">A.  </w:t>
@@ -2942,7 +2942,7 @@
             <w:r>
               <w:drawing>
                 <wp:inline xmlns:a="http://schemas.openxmlformats.org/drawingml/2006/main" xmlns:pic="http://schemas.openxmlformats.org/drawingml/2006/picture">
-                  <wp:extent cx="722376" cy="146304"/>
+                  <wp:extent cx="780288" cy="146304"/>
                   <wp:docPr id="42" name="Picture 42"/>
                   <wp:cNvGraphicFramePr>
                     <a:graphicFrameLocks noChangeAspect="1"/>
@@ -2951,7 +2951,7 @@
                     <a:graphicData uri="http://schemas.openxmlformats.org/drawingml/2006/picture">
                       <pic:pic>
                         <pic:nvPicPr>
-                          <pic:cNvPr id="0" name="42d22796b9ba9ce3.png"/>
+                          <pic:cNvPr id="0" name="23a06632f6c68748.png"/>
                           <pic:cNvPicPr/>
                         </pic:nvPicPr>
                         <pic:blipFill>
@@ -2963,7 +2963,7 @@
                         <pic:spPr>
                           <a:xfrm>
                             <a:off x="0" y="0"/>
-                            <a:ext cx="722376" cy="146304"/>
+                            <a:ext cx="780288" cy="146304"/>
                           </a:xfrm>
                           <a:prstGeom prst="rect"/>
                         </pic:spPr>
@@ -2984,16 +2984,16 @@
                 <w:rFonts w:ascii="FreeSerif" w:hAnsi="FreeSerif" w:eastAsia="FreeSerif"/>
                 <w:b w:val="0"/>
                 <w:i w:val="0"/>
-                <w:color w:val="1A1A1A"/>
+                <w:color w:val="9E1B32"/>
                 <w:sz w:val="22"/>
               </w:rPr>
-              <w:t xml:space="preserve">○   </w:t>
+              <w:t xml:space="preserve">●   </w:t>
             </w:r>
             <w:r>
               <w:rPr>
-                <w:b w:val="0"/>
+                <w:b/>
                 <w:i w:val="0"/>
-                <w:color w:val="1A1A1A"/>
+                <w:color w:val="9E1B32"/>
                 <w:sz w:val="22"/>
               </w:rPr>
               <w:t xml:space="preserve">B.  </w:t>
@@ -3001,7 +3001,7 @@
             <w:r>
               <w:drawing>
                 <wp:inline xmlns:a="http://schemas.openxmlformats.org/drawingml/2006/main" xmlns:pic="http://schemas.openxmlformats.org/drawingml/2006/picture">
-                  <wp:extent cx="719328" cy="146304"/>
+                  <wp:extent cx="722376" cy="146304"/>
                   <wp:docPr id="43" name="Picture 43"/>
                   <wp:cNvGraphicFramePr>
                     <a:graphicFrameLocks noChangeAspect="1"/>
@@ -3010,7 +3010,7 @@
                     <a:graphicData uri="http://schemas.openxmlformats.org/drawingml/2006/picture">
                       <pic:pic>
                         <pic:nvPicPr>
-                          <pic:cNvPr id="0" name="ce5be0acba60f586.png"/>
+                          <pic:cNvPr id="0" name="42d22796b9ba9ce3.png"/>
                           <pic:cNvPicPr/>
                         </pic:nvPicPr>
                         <pic:blipFill>
@@ -3022,7 +3022,7 @@
                         <pic:spPr>
                           <a:xfrm>
                             <a:off x="0" y="0"/>
-                            <a:ext cx="719328" cy="146304"/>
+                            <a:ext cx="722376" cy="146304"/>
                           </a:xfrm>
                           <a:prstGeom prst="rect"/>
                         </pic:spPr>
@@ -3119,7 +3119,7 @@
             <w:r>
               <w:drawing>
                 <wp:inline xmlns:a="http://schemas.openxmlformats.org/drawingml/2006/main" xmlns:pic="http://schemas.openxmlformats.org/drawingml/2006/picture">
-                  <wp:extent cx="780288" cy="146304"/>
+                  <wp:extent cx="719328" cy="146304"/>
                   <wp:docPr id="45" name="Picture 45"/>
                   <wp:cNvGraphicFramePr>
                     <a:graphicFrameLocks noChangeAspect="1"/>
@@ -3128,7 +3128,7 @@
                     <a:graphicData uri="http://schemas.openxmlformats.org/drawingml/2006/picture">
                       <pic:pic>
                         <pic:nvPicPr>
-                          <pic:cNvPr id="0" name="23a06632f6c68748.png"/>
+                          <pic:cNvPr id="0" name="ce5be0acba60f586.png"/>
                           <pic:cNvPicPr/>
                         </pic:nvPicPr>
                         <pic:blipFill>
@@ -3140,7 +3140,7 @@
                         <pic:spPr>
                           <a:xfrm>
                             <a:off x="0" y="0"/>
-                            <a:ext cx="780288" cy="146304"/>
+                            <a:ext cx="719328" cy="146304"/>
                           </a:xfrm>
                           <a:prstGeom prst="rect"/>
                         </pic:spPr>
@@ -3163,7 +3163,7 @@
                 <w:color w:val="9E1B32"/>
                 <w:sz w:val="22"/>
               </w:rPr>
-              <w:t>A</w:t>
+              <w:t>B</w:t>
             </w:r>
           </w:p>
         </w:tc>
@@ -3303,7 +3303,7 @@
             <w:r>
               <w:drawing>
                 <wp:inline xmlns:a="http://schemas.openxmlformats.org/drawingml/2006/main" xmlns:pic="http://schemas.openxmlformats.org/drawingml/2006/picture">
-                  <wp:extent cx="1304544" cy="170688"/>
+                  <wp:extent cx="1508760" cy="170688"/>
                   <wp:docPr id="47" name="Picture 47"/>
                   <wp:cNvGraphicFramePr>
                     <a:graphicFrameLocks noChangeAspect="1"/>
@@ -3312,7 +3312,7 @@
                     <a:graphicData uri="http://schemas.openxmlformats.org/drawingml/2006/picture">
                       <pic:pic>
                         <pic:nvPicPr>
-                          <pic:cNvPr id="0" name="f8d7058d62e7c460.png"/>
+                          <pic:cNvPr id="0" name="8f8a4f50957daae9.png"/>
                           <pic:cNvPicPr/>
                         </pic:nvPicPr>
                         <pic:blipFill>
@@ -3324,7 +3324,7 @@
                         <pic:spPr>
                           <a:xfrm>
                             <a:off x="0" y="0"/>
-                            <a:ext cx="1304544" cy="170688"/>
+                            <a:ext cx="1508760" cy="170688"/>
                           </a:xfrm>
                           <a:prstGeom prst="rect"/>
                         </pic:spPr>
@@ -3345,16 +3345,16 @@
                 <w:rFonts w:ascii="FreeSerif" w:hAnsi="FreeSerif" w:eastAsia="FreeSerif"/>
                 <w:b w:val="0"/>
                 <w:i w:val="0"/>
-                <w:color w:val="9E1B32"/>
+                <w:color w:val="1A1A1A"/>
                 <w:sz w:val="22"/>
               </w:rPr>
-              <w:t xml:space="preserve">☒   </w:t>
+              <w:t xml:space="preserve">☐   </w:t>
             </w:r>
             <w:r>
               <w:rPr>
-                <w:b/>
+                <w:b w:val="0"/>
                 <w:i w:val="0"/>
-                <w:color w:val="9E1B32"/>
+                <w:color w:val="1A1A1A"/>
                 <w:sz w:val="22"/>
               </w:rPr>
               <w:t xml:space="preserve">B.  </w:t>
@@ -3371,7 +3371,7 @@
                     <a:graphicData uri="http://schemas.openxmlformats.org/drawingml/2006/picture">
                       <pic:pic>
                         <pic:nvPicPr>
-                          <pic:cNvPr id="0" name="3ed734df93b9f377.png"/>
+                          <pic:cNvPr id="0" name="47d77ce55239fef4.png"/>
                           <pic:cNvPicPr/>
                         </pic:nvPicPr>
                         <pic:blipFill>
@@ -3463,16 +3463,16 @@
                 <w:rFonts w:ascii="FreeSerif" w:hAnsi="FreeSerif" w:eastAsia="FreeSerif"/>
                 <w:b w:val="0"/>
                 <w:i w:val="0"/>
-                <w:color w:val="9E1B32"/>
+                <w:color w:val="1A1A1A"/>
                 <w:sz w:val="22"/>
               </w:rPr>
-              <w:t xml:space="preserve">☒   </w:t>
+              <w:t xml:space="preserve">☐   </w:t>
             </w:r>
             <w:r>
               <w:rPr>
-                <w:b/>
+                <w:b w:val="0"/>
                 <w:i w:val="0"/>
-                <w:color w:val="9E1B32"/>
+                <w:color w:val="1A1A1A"/>
                 <w:sz w:val="22"/>
               </w:rPr>
               <w:t xml:space="preserve">D.  </w:t>
@@ -3480,7 +3480,7 @@
             <w:r>
               <w:drawing>
                 <wp:inline xmlns:a="http://schemas.openxmlformats.org/drawingml/2006/main" xmlns:pic="http://schemas.openxmlformats.org/drawingml/2006/picture">
-                  <wp:extent cx="1508760" cy="170688"/>
+                  <wp:extent cx="1304544" cy="170688"/>
                   <wp:docPr id="50" name="Picture 50"/>
                   <wp:cNvGraphicFramePr>
                     <a:graphicFrameLocks noChangeAspect="1"/>
@@ -3489,7 +3489,7 @@
                     <a:graphicData uri="http://schemas.openxmlformats.org/drawingml/2006/picture">
                       <pic:pic>
                         <pic:nvPicPr>
-                          <pic:cNvPr id="0" name="8f8a4f50957daae9.png"/>
+                          <pic:cNvPr id="0" name="cdf20afbb10af4ef.png"/>
                           <pic:cNvPicPr/>
                         </pic:nvPicPr>
                         <pic:blipFill>
@@ -3501,7 +3501,7 @@
                         <pic:spPr>
                           <a:xfrm>
                             <a:off x="0" y="0"/>
-                            <a:ext cx="1508760" cy="170688"/>
+                            <a:ext cx="1304544" cy="170688"/>
                           </a:xfrm>
                           <a:prstGeom prst="rect"/>
                         </pic:spPr>
@@ -3522,16 +3522,16 @@
                 <w:rFonts w:ascii="FreeSerif" w:hAnsi="FreeSerif" w:eastAsia="FreeSerif"/>
                 <w:b w:val="0"/>
                 <w:i w:val="0"/>
-                <w:color w:val="1A1A1A"/>
+                <w:color w:val="9E1B32"/>
                 <w:sz w:val="22"/>
               </w:rPr>
-              <w:t xml:space="preserve">☐   </w:t>
+              <w:t xml:space="preserve">☒   </w:t>
             </w:r>
             <w:r>
               <w:rPr>
-                <w:b w:val="0"/>
+                <w:b/>
                 <w:i w:val="0"/>
-                <w:color w:val="1A1A1A"/>
+                <w:color w:val="9E1B32"/>
                 <w:sz w:val="22"/>
               </w:rPr>
               <w:t xml:space="preserve">E.  </w:t>
@@ -3548,7 +3548,7 @@
                     <a:graphicData uri="http://schemas.openxmlformats.org/drawingml/2006/picture">
                       <pic:pic>
                         <pic:nvPicPr>
-                          <pic:cNvPr id="0" name="cdf20afbb10af4ef.png"/>
+                          <pic:cNvPr id="0" name="f8d7058d62e7c460.png"/>
                           <pic:cNvPicPr/>
                         </pic:nvPicPr>
                         <pic:blipFill>
@@ -3581,16 +3581,16 @@
                 <w:rFonts w:ascii="FreeSerif" w:hAnsi="FreeSerif" w:eastAsia="FreeSerif"/>
                 <w:b w:val="0"/>
                 <w:i w:val="0"/>
-                <w:color w:val="1A1A1A"/>
+                <w:color w:val="9E1B32"/>
                 <w:sz w:val="22"/>
               </w:rPr>
-              <w:t xml:space="preserve">☐   </w:t>
+              <w:t xml:space="preserve">☒   </w:t>
             </w:r>
             <w:r>
               <w:rPr>
-                <w:b w:val="0"/>
+                <w:b/>
                 <w:i w:val="0"/>
-                <w:color w:val="1A1A1A"/>
+                <w:color w:val="9E1B32"/>
                 <w:sz w:val="22"/>
               </w:rPr>
               <w:t xml:space="preserve">F.  </w:t>
@@ -3607,7 +3607,7 @@
                     <a:graphicData uri="http://schemas.openxmlformats.org/drawingml/2006/picture">
                       <pic:pic>
                         <pic:nvPicPr>
-                          <pic:cNvPr id="0" name="47d77ce55239fef4.png"/>
+                          <pic:cNvPr id="0" name="3ed734df93b9f377.png"/>
                           <pic:cNvPicPr/>
                         </pic:nvPicPr>
                         <pic:blipFill>
@@ -3642,7 +3642,7 @@
                 <w:color w:val="9E1B32"/>
                 <w:sz w:val="22"/>
               </w:rPr>
-              <w:t>A, B, C and D</w:t>
+              <w:t>A, C, E and F</w:t>
             </w:r>
           </w:p>
           <w:p>
@@ -3657,7 +3657,7 @@
                 <w:color w:val="6B6B6B"/>
                 <w:sz w:val="19"/>
               </w:rPr>
-              <w:t xml:space="preserve">A gives </w:t>
+              <w:t xml:space="preserve">E gives </w:t>
             </w:r>
             <w:r>
               <w:drawing>
